--- a/configs/templates/agb-b2b.docx
+++ b/configs/templates/agb-b2b.docx
@@ -425,7 +425,7 @@
           <w:sz w:val="18"/>
           <w:szCs w:val="18"/>
         </w:rPr>
-        <w:t xml:space="preserve">4.2 Bei Speditionslieferungen erfolgt die Lieferung „frei Bordsteinkante“, sofern nichts anderes vereinbart ist.</w:t>
+        <w:t xml:space="preserve">4.2 Bei Speditionslieferungen erfolgt die Anlieferung an die vereinbarte Lieferanschrift. Die Entladung der Ware vom Transportfahrzeug ist nicht Bestandteil der vom Verkäufer geschuldeten Leistung. Sie obliegt dem Kunden auf eigene Kosten. Der Kunde hat sicherzustellen, dass bei Ankunft des Transportfahrzeugs geeignetes Personal und die für eine ordnungsgemäße und sichere Entladung erforderlichen Hilfsmittel zur Verfügung stehen. Abweichende Vereinbarungen bleiben vorbehalten.</w:t>
       </w:r>
     </w:p>
     <w:p>
